--- a/hin/docx/10.content.docx
+++ b/hin/docx/10.content.docx
@@ -203,13 +203,31 @@
         <w:rPr>
           <w:lang w:val="hi_IN" w:bidi="hi_IN"/>
         </w:rPr>
-        <w:t xml:space="preserve"> ने शाऊल के मरने के तुरन्त बाद </w:t>
-      </w:r>
-      <w:r>
-        <w:rPr>
-          <w:lang w:val="hi_IN" w:bidi="hi_IN"/>
-        </w:rPr>
-        <w:t xml:space="preserve">राजा </w:t>
+        <w:t xml:space="preserve"> ने </w:t>
+      </w:r>
+      <w:r>
+        <w:rPr>
+          <w:lang w:val="hi_IN" w:bidi="hi_IN"/>
+        </w:rPr>
+        <w:t>शाऊल</w:t>
+      </w:r>
+      <w:r>
+        <w:rPr>
+          <w:lang w:val="hi_IN" w:bidi="hi_IN"/>
+        </w:rPr>
+        <w:t xml:space="preserve"> के मरने के तुरन्त बाद </w:t>
+      </w:r>
+      <w:r>
+        <w:rPr>
+          <w:lang w:val="hi_IN" w:bidi="hi_IN"/>
+        </w:rPr>
+        <w:t>राजा</w:t>
+      </w:r>
+      <w:r>
+        <w:rPr>
+          <w:lang w:val="hi_IN" w:bidi="hi_IN"/>
+        </w:rPr>
+        <w:t xml:space="preserve"> </w:t>
       </w:r>
       <w:r>
         <w:rPr>
@@ -221,7 +239,13 @@
         <w:rPr>
           <w:lang w:val="hi_IN" w:bidi="hi_IN"/>
         </w:rPr>
-        <w:t xml:space="preserve">शाऊल </w:t>
+        <w:t>शाऊल</w:t>
+      </w:r>
+      <w:r>
+        <w:rPr>
+          <w:lang w:val="hi_IN" w:bidi="hi_IN"/>
+        </w:rPr>
+        <w:t xml:space="preserve"> </w:t>
       </w:r>
       <w:r>
         <w:rPr>
@@ -245,7 +269,13 @@
         <w:rPr>
           <w:lang w:val="hi_IN" w:bidi="hi_IN"/>
         </w:rPr>
-        <w:t xml:space="preserve">अमालेकी </w:t>
+        <w:t>अमालेकी</w:t>
+      </w:r>
+      <w:r>
+        <w:rPr>
+          <w:lang w:val="hi_IN" w:bidi="hi_IN"/>
+        </w:rPr>
+        <w:t xml:space="preserve"> </w:t>
       </w:r>
       <w:r>
         <w:rPr>
@@ -269,7 +299,13 @@
         <w:rPr>
           <w:lang w:val="hi_IN" w:bidi="hi_IN"/>
         </w:rPr>
-        <w:t xml:space="preserve">यहूदा </w:t>
+        <w:t>यहूदा</w:t>
+      </w:r>
+      <w:r>
+        <w:rPr>
+          <w:lang w:val="hi_IN" w:bidi="hi_IN"/>
+        </w:rPr>
+        <w:t xml:space="preserve"> </w:t>
       </w:r>
       <w:r>
         <w:rPr>
@@ -281,7 +317,13 @@
         <w:rPr>
           <w:lang w:val="hi_IN" w:bidi="hi_IN"/>
         </w:rPr>
-        <w:t xml:space="preserve">पारिवारिक रेखा </w:t>
+        <w:t>पारिवारिक रेखा</w:t>
+      </w:r>
+      <w:r>
+        <w:rPr>
+          <w:lang w:val="hi_IN" w:bidi="hi_IN"/>
+        </w:rPr>
+        <w:t xml:space="preserve"> </w:t>
       </w:r>
       <w:r>
         <w:rPr>
@@ -293,7 +335,13 @@
         <w:rPr>
           <w:lang w:val="hi_IN" w:bidi="hi_IN"/>
         </w:rPr>
-        <w:t xml:space="preserve">योआब </w:t>
+        <w:t>योआब</w:t>
+      </w:r>
+      <w:r>
+        <w:rPr>
+          <w:lang w:val="hi_IN" w:bidi="hi_IN"/>
+        </w:rPr>
+        <w:t xml:space="preserve"> </w:t>
       </w:r>
       <w:r>
         <w:rPr>
@@ -311,13 +359,13 @@
         <w:rPr>
           <w:lang w:val="hi_IN" w:bidi="hi_IN"/>
         </w:rPr>
-        <w:t>। दाऊद ने स्पष्ट किया कि वह इन मृत्यु का दोषी नहीं है।</w:t>
-      </w:r>
-      <w:r>
-        <w:rPr>
-          <w:lang w:val="hi_IN" w:bidi="hi_IN"/>
-        </w:rPr>
-        <w:t xml:space="preserve"> इस्राएल</w:t>
+        <w:t xml:space="preserve">। दाऊद ने स्पष्ट किया कि वह इन मृत्यु का दोषी नहीं है। </w:t>
+      </w:r>
+      <w:r>
+        <w:rPr>
+          <w:lang w:val="hi_IN" w:bidi="hi_IN"/>
+        </w:rPr>
+        <w:t>इस्राएल</w:t>
       </w:r>
       <w:r>
         <w:rPr>
@@ -365,25 +413,31 @@
         <w:rPr>
           <w:lang w:val="hi_IN" w:bidi="hi_IN"/>
         </w:rPr>
-        <w:t xml:space="preserve">पत्नियाँ </w:t>
-      </w:r>
-      <w:r>
-        <w:rPr>
-          <w:lang w:val="hi_IN" w:bidi="hi_IN"/>
-        </w:rPr>
-        <w:t>और बच्चे थे। बाद में उसके पास और भी अधिक पत्नियाँ और बच्चे थे। उस समय राजाओं के लिए यह बहुत सामान्य बात थी। परन्तु यह इस्राएल के राजाओं के लिए</w:t>
-      </w:r>
-      <w:r>
-        <w:rPr>
-          <w:lang w:val="hi_IN" w:bidi="hi_IN"/>
-        </w:rPr>
-        <w:t xml:space="preserve"> परमेश्वर </w:t>
-      </w:r>
-      <w:r>
-        <w:rPr>
-          <w:lang w:val="hi_IN" w:bidi="hi_IN"/>
-        </w:rPr>
-        <w:t xml:space="preserve">के नियमों के विरूद्ध था (व्यवस्थाविवरण 17:14–20)। इसने दाऊद के परिवार के लिए कई समस्याओं को जन्म दिया। दाऊद ने </w:t>
+        <w:t>पत्नियाँ</w:t>
+      </w:r>
+      <w:r>
+        <w:rPr>
+          <w:lang w:val="hi_IN" w:bidi="hi_IN"/>
+        </w:rPr>
+        <w:t xml:space="preserve"> </w:t>
+      </w:r>
+      <w:r>
+        <w:rPr>
+          <w:lang w:val="hi_IN" w:bidi="hi_IN"/>
+        </w:rPr>
+        <w:t xml:space="preserve">और बच्चे थे। बाद में उसके पास और भी अधिक पत्नियाँ और बच्चे थे। उस समय राजाओं के लिए यह बहुत सामान्य बात थी। परन्तु यह इस्राएल के राजाओं के लिए </w:t>
+      </w:r>
+      <w:r>
+        <w:rPr>
+          <w:lang w:val="hi_IN" w:bidi="hi_IN"/>
+        </w:rPr>
+        <w:t>परमेश्वर</w:t>
+      </w:r>
+      <w:r>
+        <w:rPr>
+          <w:lang w:val="hi_IN" w:bidi="hi_IN"/>
+        </w:rPr>
+        <w:t xml:space="preserve"> के नियमों के विरूद्ध था (व्यवस्थाविवरण 17:14–20)। इसने दाऊद के परिवार के लिए कई समस्याओं को जन्म दिया। दाऊद ने </w:t>
       </w:r>
       <w:r>
         <w:rPr>
@@ -413,7 +467,13 @@
         <w:rPr>
           <w:lang w:val="hi_IN" w:bidi="hi_IN"/>
         </w:rPr>
-        <w:t xml:space="preserve">परमेश्वर के लोगों </w:t>
+        <w:t>परमेश्वर के लोगों</w:t>
+      </w:r>
+      <w:r>
+        <w:rPr>
+          <w:lang w:val="hi_IN" w:bidi="hi_IN"/>
+        </w:rPr>
+        <w:t xml:space="preserve"> </w:t>
       </w:r>
       <w:r>
         <w:rPr>
@@ -437,7 +497,13 @@
         <w:rPr>
           <w:lang w:val="hi_IN" w:bidi="hi_IN"/>
         </w:rPr>
-        <w:t xml:space="preserve">लज्जा </w:t>
+        <w:t>लज्जा</w:t>
+      </w:r>
+      <w:r>
+        <w:rPr>
+          <w:lang w:val="hi_IN" w:bidi="hi_IN"/>
+        </w:rPr>
+        <w:t xml:space="preserve"> </w:t>
       </w:r>
       <w:r>
         <w:rPr>
@@ -449,7 +515,13 @@
         <w:rPr>
           <w:lang w:val="hi_IN" w:bidi="hi_IN"/>
         </w:rPr>
-        <w:t xml:space="preserve">हृदय </w:t>
+        <w:t>हृदय</w:t>
+      </w:r>
+      <w:r>
+        <w:rPr>
+          <w:lang w:val="hi_IN" w:bidi="hi_IN"/>
+        </w:rPr>
+        <w:t xml:space="preserve"> </w:t>
       </w:r>
       <w:r>
         <w:rPr>
